--- a/syllabus_en_7062310.docx
+++ b/syllabus_en_7062310.docx
@@ -23,7 +23,7 @@
           <w:lang w:eastAsia="en-US"/>
         </w:rPr>
         <w:drawing>
-          <wp:inline distT="0" distB="0" distL="0" distR="0" wp14:anchorId="23BEE011" wp14:editId="2CCAB284">
+          <wp:inline distT="0" distB="0" distL="0" distR="0" wp14:anchorId="23BEE011" wp14:editId="21B9C8B2">
             <wp:extent cx="2186305" cy="580390"/>
             <wp:effectExtent l="0" t="0" r="4445" b="0"/>
             <wp:docPr id="1" name="תמונה 1" descr="Logo_Eng_CMYK (2)"/>
@@ -624,7 +624,7 @@
           <w:u w:val="none"/>
           <w:lang w:eastAsia="ja-JP"/>
         </w:rPr>
-        <w:t>N/A</w:t>
+        <w:t>None</w:t>
       </w:r>
     </w:p>
     <w:p>
@@ -911,6 +911,21 @@
     </w:p>
     <w:p>
       <w:pPr>
+        <w:bidi w:val="0"/>
+      </w:pPr>
+    </w:p>
+    <w:p>
+      <w:pPr>
+        <w:bidi w:val="0"/>
+      </w:pPr>
+    </w:p>
+    <w:p>
+      <w:pPr>
+        <w:bidi w:val="0"/>
+      </w:pPr>
+    </w:p>
+    <w:p>
+      <w:pPr>
         <w:pStyle w:val="Heading1"/>
         <w:numPr>
           <w:ilvl w:val="0"/>
@@ -942,6 +957,7 @@
           <w:u w:val="none"/>
           <w:lang w:eastAsia="ja-JP"/>
         </w:rPr>
+        <w:lastRenderedPageBreak/>
         <w:t>C</w:t>
       </w:r>
       <w:r>
@@ -956,16 +972,6 @@
         </w:rPr>
         <w:t>ourse plan</w:t>
       </w:r>
-    </w:p>
-    <w:p>
-      <w:pPr>
-        <w:bidi w:val="0"/>
-        <w:rPr>
-          <w:rFonts w:asciiTheme="minorHAnsi" w:hAnsiTheme="minorHAnsi" w:cstheme="minorHAnsi"/>
-          <w:sz w:val="22"/>
-          <w:szCs w:val="22"/>
-        </w:rPr>
-      </w:pPr>
     </w:p>
     <w:tbl>
       <w:tblPr>
@@ -1149,7 +1155,6 @@
                 <w:sz w:val="22"/>
                 <w:szCs w:val="22"/>
               </w:rPr>
-              <w:lastRenderedPageBreak/>
               <w:t>2</w:t>
             </w:r>
           </w:p>
@@ -1175,27 +1180,6 @@
               </w:rPr>
               <w:t>Pareto-efficient allocation of commodities</w:t>
             </w:r>
-          </w:p>
-          <w:p>
-            <w:pPr>
-              <w:bidi w:val="0"/>
-              <w:jc w:val="both"/>
-              <w:rPr>
-                <w:rFonts w:asciiTheme="minorHAnsi" w:hAnsiTheme="minorHAnsi" w:cstheme="minorHAnsi"/>
-                <w:sz w:val="22"/>
-                <w:szCs w:val="22"/>
-              </w:rPr>
-            </w:pPr>
-          </w:p>
-          <w:p>
-            <w:pPr>
-              <w:bidi w:val="0"/>
-              <w:rPr>
-                <w:rFonts w:asciiTheme="minorHAnsi" w:hAnsiTheme="minorHAnsi" w:cstheme="minorHAnsi"/>
-                <w:sz w:val="22"/>
-                <w:szCs w:val="22"/>
-              </w:rPr>
-            </w:pPr>
           </w:p>
         </w:tc>
         <w:tc>
@@ -1412,16 +1396,6 @@
               <w:t>Fair allocation with minimal sharing</w:t>
             </w:r>
           </w:p>
-          <w:p>
-            <w:pPr>
-              <w:bidi w:val="0"/>
-              <w:rPr>
-                <w:rFonts w:asciiTheme="minorHAnsi" w:hAnsiTheme="minorHAnsi" w:cstheme="minorHAnsi"/>
-                <w:sz w:val="22"/>
-                <w:szCs w:val="22"/>
-              </w:rPr>
-            </w:pPr>
-          </w:p>
         </w:tc>
         <w:tc>
           <w:tcPr>
@@ -1494,16 +1468,6 @@
               <w:t>Monetary transfers: fair allocation of rent and rooms.</w:t>
             </w:r>
           </w:p>
-          <w:p>
-            <w:pPr>
-              <w:bidi w:val="0"/>
-              <w:rPr>
-                <w:rFonts w:asciiTheme="minorHAnsi" w:hAnsiTheme="minorHAnsi" w:cstheme="minorHAnsi"/>
-                <w:sz w:val="22"/>
-                <w:szCs w:val="22"/>
-              </w:rPr>
-            </w:pPr>
-          </w:p>
         </w:tc>
         <w:tc>
           <w:tcPr>
@@ -1576,16 +1540,6 @@
               <w:t>Truthful algorithms: auctions for items and ads</w:t>
             </w:r>
           </w:p>
-          <w:p>
-            <w:pPr>
-              <w:bidi w:val="0"/>
-              <w:rPr>
-                <w:rFonts w:asciiTheme="minorHAnsi" w:hAnsiTheme="minorHAnsi" w:cstheme="minorHAnsi"/>
-                <w:sz w:val="22"/>
-                <w:szCs w:val="22"/>
-              </w:rPr>
-            </w:pPr>
-          </w:p>
         </w:tc>
         <w:tc>
           <w:tcPr>
@@ -2083,7 +2037,7 @@
         </w:tabs>
         <w:bidi w:val="0"/>
         <w:spacing w:before="240" w:after="60"/>
-        <w:ind w:left="425" w:right="360"/>
+        <w:ind w:right="360"/>
         <w:rPr>
           <w:rFonts w:asciiTheme="minorHAnsi" w:eastAsia="MS Mincho" w:hAnsiTheme="minorHAnsi" w:cstheme="minorHAnsi"/>
           <w:b w:val="0"/>
@@ -2108,7 +2062,7 @@
           <w:u w:val="none"/>
           <w:lang w:eastAsia="ja-JP"/>
         </w:rPr>
-        <w:t xml:space="preserve">1. </w:t>
+        <w:t>A</w:t>
       </w:r>
       <w:r>
         <w:rPr>
@@ -2122,7 +2076,7 @@
           <w:u w:val="none"/>
           <w:lang w:eastAsia="ja-JP"/>
         </w:rPr>
-        <w:t xml:space="preserve">Weekly assignment, given each week, for submission one day before the next lecture. </w:t>
+        <w:t xml:space="preserve">ssignment, given each week, for submission one day before the next lecture. </w:t>
       </w:r>
       <w:r>
         <w:rPr>
@@ -2150,28 +2104,8 @@
           <w:u w:val="none"/>
           <w:lang w:eastAsia="ja-JP"/>
         </w:rPr>
-        <w:t>All 12 assignments are obligatory and should be submitted individually.</w:t>
-      </w:r>
-    </w:p>
-    <w:p>
-      <w:pPr>
-        <w:pStyle w:val="Heading1"/>
-        <w:tabs>
-          <w:tab w:val="num" w:pos="425"/>
-        </w:tabs>
-        <w:bidi w:val="0"/>
-        <w:spacing w:before="240" w:after="60"/>
-        <w:ind w:left="425" w:right="360"/>
-        <w:rPr>
-          <w:rFonts w:asciiTheme="minorHAnsi" w:eastAsia="MS Mincho" w:hAnsiTheme="minorHAnsi" w:cstheme="minorHAnsi"/>
-          <w:snapToGrid w:val="0"/>
-          <w:kern w:val="32"/>
-          <w:sz w:val="22"/>
-          <w:szCs w:val="22"/>
-          <w:u w:val="none"/>
-          <w:lang w:eastAsia="ja-JP"/>
-        </w:rPr>
-      </w:pPr>
+        <w:t>All 12 assignments are obligatory</w:t>
+      </w:r>
       <w:r>
         <w:rPr>
           <w:rFonts w:asciiTheme="minorHAnsi" w:eastAsia="MS Mincho" w:hAnsiTheme="minorHAnsi" w:cstheme="minorHAnsi"/>
@@ -2184,31 +2118,9 @@
           <w:u w:val="none"/>
           <w:lang w:eastAsia="ja-JP"/>
         </w:rPr>
-        <w:t xml:space="preserve">2. </w:t>
-      </w:r>
-      <w:r>
-        <w:rPr>
-          <w:rFonts w:asciiTheme="minorHAnsi" w:eastAsia="MS Mincho" w:hAnsiTheme="minorHAnsi" w:cstheme="minorHAnsi"/>
-          <w:snapToGrid w:val="0"/>
-          <w:kern w:val="32"/>
-          <w:sz w:val="22"/>
-          <w:szCs w:val="22"/>
-          <w:u w:val="none"/>
-          <w:lang w:eastAsia="ja-JP"/>
-        </w:rPr>
-        <w:t>Course grading:</w:t>
-      </w:r>
-    </w:p>
-    <w:p>
-      <w:pPr>
-        <w:pStyle w:val="Heading1"/>
-        <w:numPr>
-          <w:ilvl w:val="0"/>
-          <w:numId w:val="19"/>
-        </w:numPr>
-        <w:bidi w:val="0"/>
-        <w:spacing w:before="240" w:after="60"/>
-        <w:ind w:right="360"/>
+        <w:t>,</w:t>
+      </w:r>
+      <w:r>
         <w:rPr>
           <w:rFonts w:asciiTheme="minorHAnsi" w:eastAsia="MS Mincho" w:hAnsiTheme="minorHAnsi" w:cstheme="minorHAnsi"/>
           <w:b w:val="0"/>
@@ -2220,8 +2132,8 @@
           <w:u w:val="none"/>
           <w:lang w:eastAsia="ja-JP"/>
         </w:rPr>
-      </w:pPr>
-      <w:bookmarkStart w:id="1" w:name="_Hlk135512556"/>
+        <w:t xml:space="preserve"> and should be submitted individually.</w:t>
+      </w:r>
       <w:r>
         <w:rPr>
           <w:rFonts w:asciiTheme="minorHAnsi" w:eastAsia="MS Mincho" w:hAnsiTheme="minorHAnsi" w:cstheme="minorHAnsi"/>
@@ -2234,8 +2146,33 @@
           <w:u w:val="none"/>
           <w:lang w:eastAsia="ja-JP"/>
         </w:rPr>
-        <w:t>88</w:t>
-      </w:r>
+        <w:br/>
+      </w:r>
+      <w:r>
+        <w:rPr>
+          <w:rFonts w:asciiTheme="minorHAnsi" w:eastAsia="MS Mincho" w:hAnsiTheme="minorHAnsi" w:cstheme="minorHAnsi"/>
+          <w:snapToGrid w:val="0"/>
+          <w:kern w:val="32"/>
+          <w:sz w:val="22"/>
+          <w:szCs w:val="22"/>
+          <w:u w:val="none"/>
+          <w:lang w:eastAsia="ja-JP"/>
+        </w:rPr>
+        <w:t>Course grading:</w:t>
+      </w:r>
+      <w:r>
+        <w:rPr>
+          <w:rFonts w:asciiTheme="minorHAnsi" w:eastAsia="MS Mincho" w:hAnsiTheme="minorHAnsi" w:cstheme="minorHAnsi"/>
+          <w:snapToGrid w:val="0"/>
+          <w:kern w:val="32"/>
+          <w:sz w:val="22"/>
+          <w:szCs w:val="22"/>
+          <w:u w:val="none"/>
+          <w:lang w:eastAsia="ja-JP"/>
+        </w:rPr>
+        <w:t xml:space="preserve">   </w:t>
+      </w:r>
+      <w:bookmarkStart w:id="1" w:name="_Hlk135512556"/>
       <w:r>
         <w:rPr>
           <w:rFonts w:asciiTheme="minorHAnsi" w:eastAsia="MS Mincho" w:hAnsiTheme="minorHAnsi" w:cstheme="minorHAnsi"/>
@@ -2248,7 +2185,7 @@
           <w:u w:val="none"/>
           <w:lang w:eastAsia="ja-JP"/>
         </w:rPr>
-        <w:t xml:space="preserve">% - </w:t>
+        <w:t>88</w:t>
       </w:r>
       <w:r>
         <w:rPr>
@@ -2262,7 +2199,7 @@
           <w:u w:val="none"/>
           <w:lang w:eastAsia="ja-JP"/>
         </w:rPr>
-        <w:t>Final exam</w:t>
+        <w:t xml:space="preserve">% - </w:t>
       </w:r>
       <w:r>
         <w:rPr>
@@ -2276,19 +2213,9 @@
           <w:u w:val="none"/>
           <w:lang w:eastAsia="ja-JP"/>
         </w:rPr>
-        <w:t>.</w:t>
-      </w:r>
-    </w:p>
-    <w:p>
-      <w:pPr>
-        <w:pStyle w:val="Heading1"/>
-        <w:numPr>
-          <w:ilvl w:val="0"/>
-          <w:numId w:val="19"/>
-        </w:numPr>
-        <w:bidi w:val="0"/>
-        <w:spacing w:before="240" w:after="60"/>
-        <w:ind w:right="360"/>
+        <w:t>Final exam</w:t>
+      </w:r>
+      <w:r>
         <w:rPr>
           <w:rFonts w:asciiTheme="minorHAnsi" w:eastAsia="MS Mincho" w:hAnsiTheme="minorHAnsi" w:cstheme="minorHAnsi"/>
           <w:b w:val="0"/>
@@ -2300,7 +2227,8 @@
           <w:u w:val="none"/>
           <w:lang w:eastAsia="ja-JP"/>
         </w:rPr>
-      </w:pPr>
+        <w:t xml:space="preserve">;   </w:t>
+      </w:r>
       <w:r>
         <w:rPr>
           <w:rFonts w:asciiTheme="minorHAnsi" w:eastAsia="MS Mincho" w:hAnsiTheme="minorHAnsi" w:cstheme="minorHAnsi"/>
@@ -2358,17 +2286,7 @@
         </w:rPr>
         <w:t>weekly assignments (1% per assignment).</w:t>
       </w:r>
-    </w:p>
-    <w:p>
-      <w:pPr>
-        <w:pStyle w:val="Heading1"/>
-        <w:numPr>
-          <w:ilvl w:val="0"/>
-          <w:numId w:val="19"/>
-        </w:numPr>
-        <w:bidi w:val="0"/>
-        <w:spacing w:before="240" w:after="60"/>
-        <w:ind w:right="360"/>
+      <w:r>
         <w:rPr>
           <w:rFonts w:asciiTheme="minorHAnsi" w:eastAsia="MS Mincho" w:hAnsiTheme="minorHAnsi" w:cstheme="minorHAnsi"/>
           <w:b w:val="0"/>
@@ -2380,7 +2298,8 @@
           <w:u w:val="none"/>
           <w:lang w:eastAsia="ja-JP"/>
         </w:rPr>
-      </w:pPr>
+        <w:t xml:space="preserve"> </w:t>
+      </w:r>
       <w:r>
         <w:rPr>
           <w:rFonts w:asciiTheme="minorHAnsi" w:eastAsia="MS Mincho" w:hAnsiTheme="minorHAnsi" w:cstheme="minorHAnsi"/>
@@ -2395,16 +2314,6 @@
         </w:rPr>
         <w:t>Bonus points will be given for successful presentations in class.</w:t>
       </w:r>
-    </w:p>
-    <w:p>
-      <w:pPr>
-        <w:bidi w:val="0"/>
-      </w:pPr>
-    </w:p>
-    <w:p>
-      <w:pPr>
-        <w:bidi w:val="0"/>
-      </w:pPr>
     </w:p>
     <w:p>
       <w:pPr>
@@ -2521,7 +2430,25 @@
           <w:sz w:val="22"/>
           <w:szCs w:val="22"/>
         </w:rPr>
-        <w:t>Give precise mathematical definitions to various properties of fairness, efficiency and truthfulness.</w:t>
+        <w:t xml:space="preserve">Give precise mathematical definitions to </w:t>
+      </w:r>
+      <w:r>
+        <w:rPr>
+          <w:rFonts w:asciiTheme="minorHAnsi" w:hAnsiTheme="minorHAnsi" w:cstheme="minorHAnsi"/>
+          <w:kern w:val="32"/>
+          <w:sz w:val="22"/>
+          <w:szCs w:val="22"/>
+        </w:rPr>
+        <w:t xml:space="preserve">notions </w:t>
+      </w:r>
+      <w:r>
+        <w:rPr>
+          <w:rFonts w:asciiTheme="minorHAnsi" w:hAnsiTheme="minorHAnsi" w:cstheme="minorHAnsi"/>
+          <w:kern w:val="32"/>
+          <w:sz w:val="22"/>
+          <w:szCs w:val="22"/>
+        </w:rPr>
+        <w:t>of fairness, efficiency and truthfulness.</w:t>
       </w:r>
     </w:p>
     <w:p>
@@ -2641,17 +2568,6 @@
         </w:rPr>
         <w:t>6. Implement economic algorithms in Python.</w:t>
       </w:r>
-    </w:p>
-    <w:p>
-      <w:pPr>
-        <w:bidi w:val="0"/>
-        <w:rPr>
-          <w:rFonts w:asciiTheme="minorHAnsi" w:hAnsiTheme="minorHAnsi" w:cstheme="minorHAnsi"/>
-          <w:kern w:val="32"/>
-          <w:sz w:val="22"/>
-          <w:szCs w:val="22"/>
-        </w:rPr>
-      </w:pPr>
     </w:p>
     <w:p>
       <w:pPr>
@@ -2667,6 +2583,828 @@
         <w:spacing w:before="240" w:after="60"/>
         <w:ind w:left="425" w:hanging="425"/>
         <w:rPr>
+          <w:rStyle w:val="Hyperlink"/>
+          <w:rFonts w:asciiTheme="minorHAnsi" w:eastAsia="MS Mincho" w:hAnsiTheme="minorHAnsi" w:cstheme="minorHAnsi"/>
+          <w:snapToGrid w:val="0"/>
+          <w:color w:val="auto"/>
+          <w:kern w:val="32"/>
+          <w:sz w:val="22"/>
+          <w:szCs w:val="22"/>
+          <w:u w:val="none"/>
+          <w:rtl/>
+          <w:lang w:eastAsia="ja-JP"/>
+        </w:rPr>
+      </w:pPr>
+      <w:r>
+        <w:rPr>
+          <w:rFonts w:asciiTheme="minorHAnsi" w:eastAsia="MS Mincho" w:hAnsiTheme="minorHAnsi" w:cstheme="minorHAnsi"/>
+          <w:snapToGrid w:val="0"/>
+          <w:kern w:val="32"/>
+          <w:sz w:val="22"/>
+          <w:szCs w:val="22"/>
+          <w:u w:val="none"/>
+          <w:lang w:eastAsia="ja-JP"/>
+        </w:rPr>
+        <w:t>Main textbook and additional text books</w:t>
+      </w:r>
+      <w:r>
+        <w:rPr>
+          <w:rFonts w:asciiTheme="minorHAnsi" w:eastAsia="MS Mincho" w:hAnsiTheme="minorHAnsi" w:cstheme="minorHAnsi"/>
+          <w:snapToGrid w:val="0"/>
+          <w:kern w:val="32"/>
+          <w:sz w:val="22"/>
+          <w:szCs w:val="22"/>
+          <w:u w:val="none"/>
+          <w:lang w:eastAsia="ja-JP"/>
+        </w:rPr>
+        <w:t>:</w:t>
+      </w:r>
+    </w:p>
+    <w:p>
+      <w:pPr>
+        <w:pStyle w:val="TableContents"/>
+        <w:suppressAutoHyphens w:val="0"/>
+        <w:rPr>
+          <w:rStyle w:val="Hyperlink"/>
+          <w:rFonts w:ascii="Arial" w:hAnsi="Arial" w:cs="Arial"/>
+          <w:color w:val="auto"/>
+          <w:sz w:val="20"/>
+          <w:szCs w:val="20"/>
+          <w:u w:val="none"/>
+        </w:rPr>
+      </w:pPr>
+      <w:r>
+        <w:rPr>
+          <w:rStyle w:val="Hyperlink"/>
+          <w:rFonts w:ascii="Arial" w:hAnsi="Arial" w:cs="Arial"/>
+          <w:color w:val="auto"/>
+          <w:sz w:val="20"/>
+          <w:szCs w:val="20"/>
+          <w:u w:val="none"/>
+        </w:rPr>
+        <w:t xml:space="preserve">1. </w:t>
+      </w:r>
+      <w:r>
+        <w:rPr>
+          <w:rStyle w:val="Hyperlink"/>
+          <w:rFonts w:ascii="Arial" w:hAnsi="Arial" w:cs="Arial"/>
+          <w:color w:val="auto"/>
+          <w:sz w:val="20"/>
+          <w:szCs w:val="20"/>
+          <w:u w:val="none"/>
+        </w:rPr>
+        <w:t xml:space="preserve">Lecture notes </w:t>
+      </w:r>
+      <w:r>
+        <w:rPr>
+          <w:rStyle w:val="Hyperlink"/>
+          <w:rFonts w:ascii="Arial" w:hAnsi="Arial" w:cs="Arial"/>
+          <w:color w:val="auto"/>
+          <w:sz w:val="20"/>
+          <w:szCs w:val="20"/>
+          <w:u w:val="none"/>
+        </w:rPr>
+        <w:t>from previous years (in Hebrew) are available at GitHub:</w:t>
+      </w:r>
+      <w:r>
+        <w:rPr>
+          <w:rStyle w:val="Hyperlink"/>
+          <w:rFonts w:ascii="Arial" w:hAnsi="Arial" w:cs="Arial"/>
+          <w:color w:val="auto"/>
+          <w:sz w:val="20"/>
+          <w:szCs w:val="20"/>
+          <w:u w:val="none"/>
+        </w:rPr>
+        <w:br/>
+      </w:r>
+      <w:hyperlink r:id="rId6" w:history="1">
+        <w:r>
+          <w:rPr>
+            <w:rStyle w:val="Hyperlink"/>
+            <w:rFonts w:ascii="Arial" w:hAnsi="Arial" w:cs="Arial"/>
+            <w:sz w:val="20"/>
+            <w:szCs w:val="20"/>
+          </w:rPr>
+          <w:t>https://github.com/erelsgl-at-ariel/algorithms-5785</w:t>
+        </w:r>
+      </w:hyperlink>
+      <w:r>
+        <w:rPr>
+          <w:rStyle w:val="Hyperlink"/>
+          <w:rFonts w:ascii="Arial" w:hAnsi="Arial" w:cs="Arial"/>
+          <w:b/>
+          <w:bCs/>
+          <w:color w:val="auto"/>
+          <w:sz w:val="20"/>
+          <w:szCs w:val="20"/>
+          <w:u w:val="none"/>
+        </w:rPr>
+        <w:t xml:space="preserve"> </w:t>
+      </w:r>
+    </w:p>
+    <w:p>
+      <w:pPr>
+        <w:pStyle w:val="TableContents"/>
+        <w:suppressAutoHyphens w:val="0"/>
+        <w:rPr>
+          <w:rStyle w:val="Hyperlink"/>
+          <w:rFonts w:ascii="Arial" w:hAnsi="Arial" w:cs="Arial"/>
+          <w:color w:val="auto"/>
+          <w:sz w:val="20"/>
+          <w:szCs w:val="20"/>
+          <w:u w:val="none"/>
+        </w:rPr>
+      </w:pPr>
+    </w:p>
+    <w:p>
+      <w:pPr>
+        <w:pStyle w:val="TableContents"/>
+        <w:suppressAutoHyphens w:val="0"/>
+        <w:rPr>
+          <w:rStyle w:val="Hyperlink"/>
+          <w:rFonts w:ascii="Arial" w:hAnsi="Arial" w:cs="Arial"/>
+          <w:color w:val="auto"/>
+          <w:sz w:val="20"/>
+          <w:szCs w:val="20"/>
+          <w:u w:val="none"/>
+        </w:rPr>
+      </w:pPr>
+      <w:r>
+        <w:rPr>
+          <w:rStyle w:val="Hyperlink"/>
+          <w:rFonts w:ascii="Arial" w:hAnsi="Arial" w:cs="Arial"/>
+          <w:color w:val="auto"/>
+          <w:sz w:val="20"/>
+          <w:szCs w:val="20"/>
+          <w:u w:val="none"/>
+        </w:rPr>
+        <w:t>2.</w:t>
+      </w:r>
+      <w:r>
+        <w:rPr>
+          <w:rStyle w:val="Hyperlink"/>
+          <w:rFonts w:ascii="Arial" w:hAnsi="Arial" w:cs="Arial"/>
+          <w:color w:val="auto"/>
+          <w:sz w:val="20"/>
+          <w:szCs w:val="20"/>
+          <w:u w:val="none"/>
+        </w:rPr>
+        <w:t xml:space="preserve"> Video recordings of lectures</w:t>
+      </w:r>
+      <w:r>
+        <w:rPr>
+          <w:rStyle w:val="Hyperlink"/>
+          <w:rFonts w:ascii="Arial" w:hAnsi="Arial" w:cs="Arial"/>
+          <w:color w:val="auto"/>
+          <w:sz w:val="20"/>
+          <w:szCs w:val="20"/>
+          <w:u w:val="none"/>
+        </w:rPr>
+        <w:t xml:space="preserve"> </w:t>
+      </w:r>
+      <w:r>
+        <w:rPr>
+          <w:rStyle w:val="Hyperlink"/>
+          <w:rFonts w:ascii="Arial" w:hAnsi="Arial" w:cs="Arial"/>
+          <w:color w:val="auto"/>
+          <w:sz w:val="20"/>
+          <w:szCs w:val="20"/>
+          <w:u w:val="none"/>
+        </w:rPr>
+        <w:t xml:space="preserve">from </w:t>
+      </w:r>
+      <w:r>
+        <w:rPr>
+          <w:rStyle w:val="Hyperlink"/>
+          <w:rFonts w:ascii="Arial" w:hAnsi="Arial" w:cs="Arial"/>
+          <w:color w:val="auto"/>
+          <w:sz w:val="20"/>
+          <w:szCs w:val="20"/>
+          <w:u w:val="none"/>
+        </w:rPr>
+        <w:t xml:space="preserve">2023 </w:t>
+      </w:r>
+      <w:r>
+        <w:rPr>
+          <w:rStyle w:val="Hyperlink"/>
+          <w:rFonts w:ascii="Arial" w:hAnsi="Arial" w:cs="Arial"/>
+          <w:color w:val="auto"/>
+          <w:sz w:val="20"/>
+          <w:szCs w:val="20"/>
+          <w:u w:val="none"/>
+        </w:rPr>
+        <w:t xml:space="preserve">(in Hebrew) </w:t>
+      </w:r>
+      <w:r>
+        <w:rPr>
+          <w:rStyle w:val="Hyperlink"/>
+          <w:rFonts w:ascii="Arial" w:hAnsi="Arial" w:cs="Arial"/>
+          <w:color w:val="auto"/>
+          <w:sz w:val="20"/>
+          <w:szCs w:val="20"/>
+          <w:u w:val="none"/>
+        </w:rPr>
+        <w:t xml:space="preserve">are available at </w:t>
+      </w:r>
+      <w:r>
+        <w:rPr>
+          <w:rStyle w:val="Hyperlink"/>
+          <w:rFonts w:ascii="Arial" w:hAnsi="Arial" w:cs="Arial"/>
+          <w:color w:val="auto"/>
+          <w:sz w:val="20"/>
+          <w:szCs w:val="20"/>
+          <w:u w:val="none"/>
+        </w:rPr>
+        <w:t>Youtube:</w:t>
+      </w:r>
+    </w:p>
+    <w:p>
+      <w:pPr>
+        <w:pStyle w:val="TableContents"/>
+        <w:suppressAutoHyphens w:val="0"/>
+        <w:rPr>
+          <w:rStyle w:val="Hyperlink"/>
+          <w:rFonts w:ascii="Arial" w:hAnsi="Arial" w:cs="Arial"/>
+          <w:color w:val="auto"/>
+          <w:sz w:val="20"/>
+          <w:szCs w:val="20"/>
+          <w:u w:val="none"/>
+        </w:rPr>
+      </w:pPr>
+      <w:hyperlink r:id="rId7" w:history="1">
+        <w:r>
+          <w:rPr>
+            <w:rStyle w:val="Hyperlink"/>
+            <w:rFonts w:ascii="Arial" w:hAnsi="Arial" w:cs="Arial"/>
+            <w:sz w:val="20"/>
+            <w:szCs w:val="20"/>
+          </w:rPr>
+          <w:t>https://www.youtube.com/playlist?list=PLM9fKcsATjxgK9M_SyJr3mYdsxKqvl7Cz</w:t>
+        </w:r>
+      </w:hyperlink>
+    </w:p>
+    <w:p>
+      <w:pPr>
+        <w:pStyle w:val="TableContents"/>
+        <w:suppressAutoHyphens w:val="0"/>
+        <w:rPr>
+          <w:rStyle w:val="Hyperlink"/>
+          <w:rFonts w:ascii="Arial" w:hAnsi="Arial" w:cs="Arial"/>
+          <w:color w:val="auto"/>
+          <w:sz w:val="20"/>
+          <w:szCs w:val="20"/>
+          <w:u w:val="none"/>
+        </w:rPr>
+      </w:pPr>
+    </w:p>
+    <w:p>
+      <w:pPr>
+        <w:pStyle w:val="TableContents"/>
+        <w:rPr>
+          <w:rFonts w:ascii="Arial" w:hAnsi="Arial" w:cs="Arial"/>
+          <w:sz w:val="20"/>
+          <w:szCs w:val="20"/>
+        </w:rPr>
+      </w:pPr>
+      <w:r>
+        <w:rPr>
+          <w:rStyle w:val="Hyperlink"/>
+          <w:rFonts w:ascii="Arial" w:hAnsi="Arial" w:cs="Arial"/>
+          <w:color w:val="auto"/>
+          <w:sz w:val="20"/>
+          <w:szCs w:val="20"/>
+          <w:u w:val="none"/>
+        </w:rPr>
+        <w:t>3</w:t>
+      </w:r>
+      <w:r>
+        <w:rPr>
+          <w:rStyle w:val="Hyperlink"/>
+          <w:rFonts w:ascii="Arial" w:hAnsi="Arial" w:cs="Arial"/>
+          <w:color w:val="auto"/>
+          <w:sz w:val="20"/>
+          <w:szCs w:val="20"/>
+          <w:u w:val="none"/>
+        </w:rPr>
+        <w:t xml:space="preserve">. </w:t>
+      </w:r>
+      <w:r>
+        <w:rPr>
+          <w:rStyle w:val="Hyperlink"/>
+          <w:rFonts w:ascii="Arial" w:hAnsi="Arial" w:cs="Arial"/>
+          <w:color w:val="auto"/>
+          <w:sz w:val="20"/>
+          <w:szCs w:val="20"/>
+          <w:u w:val="none"/>
+        </w:rPr>
+        <w:t>Tim Roughgarden</w:t>
+      </w:r>
+      <w:r>
+        <w:rPr>
+          <w:rStyle w:val="Hyperlink"/>
+          <w:rFonts w:ascii="Arial" w:hAnsi="Arial" w:cs="Arial"/>
+          <w:color w:val="auto"/>
+          <w:sz w:val="20"/>
+          <w:szCs w:val="20"/>
+          <w:u w:val="none"/>
+        </w:rPr>
+        <w:t>:</w:t>
+      </w:r>
+      <w:r>
+        <w:rPr>
+          <w:rStyle w:val="Hyperlink"/>
+          <w:rFonts w:ascii="Arial" w:hAnsi="Arial" w:cs="Arial"/>
+          <w:color w:val="auto"/>
+          <w:sz w:val="20"/>
+          <w:szCs w:val="20"/>
+          <w:u w:val="none"/>
+        </w:rPr>
+        <w:t xml:space="preserve"> “</w:t>
+      </w:r>
+      <w:r>
+        <w:rPr>
+          <w:rStyle w:val="Strong"/>
+          <w:rFonts w:ascii="Arial" w:hAnsi="Arial" w:cs="Arial"/>
+          <w:b w:val="0"/>
+          <w:bCs w:val="0"/>
+          <w:i/>
+          <w:iCs/>
+          <w:sz w:val="20"/>
+          <w:szCs w:val="20"/>
+        </w:rPr>
+        <w:t>Twenty Lectures on Algorithmic Game Theory</w:t>
+      </w:r>
+      <w:r>
+        <w:rPr>
+          <w:rStyle w:val="Strong"/>
+          <w:rFonts w:ascii="Arial" w:hAnsi="Arial" w:cs="Arial"/>
+          <w:b w:val="0"/>
+          <w:bCs w:val="0"/>
+          <w:sz w:val="20"/>
+          <w:szCs w:val="20"/>
+        </w:rPr>
+        <w:t>”, Cambridge University Press</w:t>
+      </w:r>
+      <w:r>
+        <w:rPr>
+          <w:rStyle w:val="Strong"/>
+          <w:rFonts w:ascii="Arial" w:hAnsi="Arial" w:cs="Arial"/>
+          <w:b w:val="0"/>
+          <w:bCs w:val="0"/>
+          <w:sz w:val="20"/>
+          <w:szCs w:val="20"/>
+        </w:rPr>
+        <w:t>,</w:t>
+      </w:r>
+      <w:r>
+        <w:rPr>
+          <w:rStyle w:val="Strong"/>
+          <w:rFonts w:ascii="Arial" w:hAnsi="Arial" w:cs="Arial"/>
+          <w:b w:val="0"/>
+          <w:bCs w:val="0"/>
+          <w:sz w:val="20"/>
+          <w:szCs w:val="20"/>
+        </w:rPr>
+        <w:t xml:space="preserve"> </w:t>
+      </w:r>
+      <w:r>
+        <w:rPr>
+          <w:rStyle w:val="Hyperlink"/>
+          <w:rFonts w:ascii="Arial" w:hAnsi="Arial" w:cs="Arial"/>
+          <w:color w:val="auto"/>
+          <w:sz w:val="20"/>
+          <w:szCs w:val="20"/>
+          <w:u w:val="none"/>
+        </w:rPr>
+        <w:t>2016</w:t>
+      </w:r>
+      <w:r>
+        <w:rPr>
+          <w:rStyle w:val="Hyperlink"/>
+          <w:rFonts w:ascii="Arial" w:hAnsi="Arial" w:cs="Arial"/>
+          <w:color w:val="auto"/>
+          <w:sz w:val="20"/>
+          <w:szCs w:val="20"/>
+          <w:u w:val="none"/>
+        </w:rPr>
+        <w:t xml:space="preserve">. </w:t>
+      </w:r>
+      <w:r>
+        <w:rPr>
+          <w:rStyle w:val="Hyperlink"/>
+          <w:rFonts w:ascii="Arial" w:hAnsi="Arial" w:cs="Arial"/>
+          <w:color w:val="auto"/>
+          <w:sz w:val="20"/>
+          <w:szCs w:val="20"/>
+          <w:u w:val="none"/>
+        </w:rPr>
+        <w:t xml:space="preserve">  </w:t>
+      </w:r>
+      <w:r>
+        <w:rPr>
+          <w:rStyle w:val="Hyperlink"/>
+          <w:rFonts w:ascii="Arial" w:hAnsi="Arial" w:cs="Arial"/>
+          <w:color w:val="auto"/>
+          <w:sz w:val="20"/>
+          <w:szCs w:val="20"/>
+          <w:u w:val="none"/>
+        </w:rPr>
+        <w:t xml:space="preserve"> </w:t>
+      </w:r>
+      <w:r>
+        <w:rPr>
+          <w:rStyle w:val="Hyperlink"/>
+          <w:rFonts w:ascii="Arial" w:hAnsi="Arial" w:cs="Arial"/>
+          <w:color w:val="auto"/>
+          <w:sz w:val="20"/>
+          <w:szCs w:val="20"/>
+          <w:u w:val="none"/>
+        </w:rPr>
+        <w:t>Video recordings of lectures</w:t>
+      </w:r>
+      <w:r>
+        <w:rPr>
+          <w:rFonts w:ascii="Arial" w:hAnsi="Arial" w:cs="Arial"/>
+          <w:sz w:val="20"/>
+          <w:szCs w:val="20"/>
+        </w:rPr>
+        <w:t xml:space="preserve"> </w:t>
+      </w:r>
+      <w:r>
+        <w:rPr>
+          <w:rFonts w:ascii="Arial" w:hAnsi="Arial" w:cs="Arial"/>
+          <w:sz w:val="20"/>
+          <w:szCs w:val="20"/>
+        </w:rPr>
+        <w:t xml:space="preserve">from 2013 </w:t>
+      </w:r>
+      <w:r>
+        <w:rPr>
+          <w:rFonts w:ascii="Arial" w:hAnsi="Arial" w:cs="Arial"/>
+          <w:sz w:val="20"/>
+          <w:szCs w:val="20"/>
+        </w:rPr>
+        <w:t xml:space="preserve">(in English) </w:t>
+      </w:r>
+      <w:r>
+        <w:rPr>
+          <w:rFonts w:ascii="Arial" w:hAnsi="Arial" w:cs="Arial"/>
+          <w:sz w:val="20"/>
+          <w:szCs w:val="20"/>
+        </w:rPr>
+        <w:t xml:space="preserve">are </w:t>
+      </w:r>
+      <w:r>
+        <w:rPr>
+          <w:rFonts w:ascii="Arial" w:hAnsi="Arial" w:cs="Arial"/>
+          <w:sz w:val="20"/>
+          <w:szCs w:val="20"/>
+        </w:rPr>
+        <w:t xml:space="preserve">available at Youtube: </w:t>
+      </w:r>
+      <w:hyperlink r:id="rId8" w:history="1">
+        <w:r>
+          <w:rPr>
+            <w:rStyle w:val="Hyperlink"/>
+            <w:rFonts w:ascii="Arial" w:hAnsi="Arial" w:cs="Arial"/>
+            <w:sz w:val="18"/>
+            <w:szCs w:val="18"/>
+          </w:rPr>
+          <w:t>https://www.youtube.com/watch?v=TM_QFmQU_VA&amp;list=PLEGCF-WLh2RJBqmxvZ0_ie-mleCFhi2N4</w:t>
+        </w:r>
+      </w:hyperlink>
+    </w:p>
+    <w:p>
+      <w:pPr>
+        <w:pStyle w:val="TableContents"/>
+        <w:rPr>
+          <w:rFonts w:ascii="Arial" w:hAnsi="Arial" w:cs="Arial"/>
+          <w:sz w:val="20"/>
+          <w:szCs w:val="20"/>
+        </w:rPr>
+      </w:pPr>
+    </w:p>
+    <w:p>
+      <w:pPr>
+        <w:pStyle w:val="TableContents"/>
+        <w:suppressAutoHyphens w:val="0"/>
+        <w:rPr>
+          <w:rStyle w:val="Hyperlink"/>
+          <w:rFonts w:ascii="Arial" w:hAnsi="Arial" w:cs="Arial"/>
+          <w:color w:val="auto"/>
+          <w:sz w:val="20"/>
+          <w:szCs w:val="20"/>
+          <w:u w:val="none"/>
+        </w:rPr>
+      </w:pPr>
+      <w:r>
+        <w:rPr>
+          <w:rStyle w:val="Hyperlink"/>
+          <w:rFonts w:ascii="Arial" w:hAnsi="Arial" w:cs="Arial"/>
+          <w:color w:val="auto"/>
+          <w:sz w:val="20"/>
+          <w:szCs w:val="20"/>
+          <w:u w:val="none"/>
+        </w:rPr>
+        <w:t>4</w:t>
+      </w:r>
+      <w:r>
+        <w:rPr>
+          <w:rStyle w:val="Hyperlink"/>
+          <w:rFonts w:ascii="Arial" w:hAnsi="Arial" w:cs="Arial"/>
+          <w:color w:val="auto"/>
+          <w:sz w:val="20"/>
+          <w:szCs w:val="20"/>
+          <w:u w:val="none"/>
+        </w:rPr>
+        <w:t>.  Felix Brandt, Vincent Conitzer, Ulle Endriss, Jerome Lang, Ariel Procaccia</w:t>
+      </w:r>
+      <w:r>
+        <w:rPr>
+          <w:rStyle w:val="Hyperlink"/>
+          <w:rFonts w:ascii="Arial" w:hAnsi="Arial" w:cs="Arial"/>
+          <w:color w:val="auto"/>
+          <w:sz w:val="20"/>
+          <w:szCs w:val="20"/>
+          <w:u w:val="none"/>
+        </w:rPr>
+        <w:t>:</w:t>
+      </w:r>
+      <w:r>
+        <w:rPr>
+          <w:rStyle w:val="Hyperlink"/>
+          <w:rFonts w:ascii="Arial" w:hAnsi="Arial" w:cs="Arial"/>
+          <w:color w:val="auto"/>
+          <w:sz w:val="20"/>
+          <w:szCs w:val="20"/>
+          <w:u w:val="none"/>
+        </w:rPr>
+        <w:t xml:space="preserve"> “</w:t>
+      </w:r>
+      <w:r>
+        <w:rPr>
+          <w:rStyle w:val="Hyperlink"/>
+          <w:rFonts w:ascii="Arial" w:hAnsi="Arial" w:cs="Arial"/>
+          <w:i/>
+          <w:iCs/>
+          <w:color w:val="auto"/>
+          <w:sz w:val="20"/>
+          <w:szCs w:val="20"/>
+          <w:u w:val="none"/>
+        </w:rPr>
+        <w:t>Handbook of Computational Social Choice</w:t>
+      </w:r>
+      <w:r>
+        <w:rPr>
+          <w:rStyle w:val="Hyperlink"/>
+          <w:rFonts w:ascii="Arial" w:hAnsi="Arial" w:cs="Arial"/>
+          <w:color w:val="auto"/>
+          <w:sz w:val="20"/>
+          <w:szCs w:val="20"/>
+          <w:u w:val="none"/>
+        </w:rPr>
+        <w:t xml:space="preserve">”. </w:t>
+      </w:r>
+      <w:r>
+        <w:rPr>
+          <w:rFonts w:ascii="Arial" w:hAnsi="Arial" w:cs="Arial"/>
+          <w:sz w:val="20"/>
+          <w:szCs w:val="20"/>
+        </w:rPr>
+        <w:t>Cambridge University Press</w:t>
+      </w:r>
+      <w:r>
+        <w:rPr>
+          <w:rFonts w:ascii="Arial" w:hAnsi="Arial" w:cs="Arial"/>
+          <w:sz w:val="20"/>
+          <w:szCs w:val="20"/>
+        </w:rPr>
+        <w:t>, 2016</w:t>
+      </w:r>
+      <w:r>
+        <w:rPr>
+          <w:rStyle w:val="Hyperlink"/>
+          <w:rFonts w:ascii="Arial" w:hAnsi="Arial" w:cs="Arial"/>
+          <w:color w:val="auto"/>
+          <w:sz w:val="20"/>
+          <w:szCs w:val="20"/>
+          <w:u w:val="none"/>
+        </w:rPr>
+        <w:t xml:space="preserve">. </w:t>
+      </w:r>
+    </w:p>
+    <w:p>
+      <w:pPr>
+        <w:pStyle w:val="TableContents"/>
+        <w:suppressAutoHyphens w:val="0"/>
+        <w:rPr>
+          <w:rStyle w:val="Hyperlink"/>
+          <w:rFonts w:ascii="Arial" w:hAnsi="Arial" w:cs="Arial"/>
+          <w:color w:val="auto"/>
+          <w:sz w:val="20"/>
+          <w:szCs w:val="20"/>
+          <w:u w:val="none"/>
+        </w:rPr>
+      </w:pPr>
+    </w:p>
+    <w:p>
+      <w:pPr>
+        <w:pStyle w:val="TableContents"/>
+        <w:suppressAutoHyphens w:val="0"/>
+        <w:rPr>
+          <w:rStyle w:val="Hyperlink"/>
+          <w:rFonts w:ascii="Arial" w:hAnsi="Arial" w:cs="Arial"/>
+          <w:color w:val="auto"/>
+          <w:sz w:val="20"/>
+          <w:szCs w:val="20"/>
+          <w:u w:val="none"/>
+        </w:rPr>
+      </w:pPr>
+      <w:r>
+        <w:rPr>
+          <w:rStyle w:val="Hyperlink"/>
+          <w:rFonts w:ascii="Arial" w:hAnsi="Arial" w:cs="Arial"/>
+          <w:color w:val="auto"/>
+          <w:sz w:val="20"/>
+          <w:szCs w:val="20"/>
+          <w:u w:val="none"/>
+        </w:rPr>
+        <w:t>5</w:t>
+      </w:r>
+      <w:r>
+        <w:rPr>
+          <w:rStyle w:val="Hyperlink"/>
+          <w:rFonts w:ascii="Arial" w:hAnsi="Arial" w:cs="Arial"/>
+          <w:color w:val="auto"/>
+          <w:sz w:val="20"/>
+          <w:szCs w:val="20"/>
+          <w:u w:val="none"/>
+        </w:rPr>
+        <w:t>. Steven J. Brams</w:t>
+      </w:r>
+      <w:r>
+        <w:rPr>
+          <w:rStyle w:val="Hyperlink"/>
+          <w:rFonts w:ascii="Arial" w:hAnsi="Arial" w:cs="Arial"/>
+          <w:color w:val="auto"/>
+          <w:sz w:val="20"/>
+          <w:szCs w:val="20"/>
+          <w:u w:val="none"/>
+        </w:rPr>
+        <w:t>: “</w:t>
+      </w:r>
+      <w:r>
+        <w:rPr>
+          <w:rStyle w:val="Hyperlink"/>
+          <w:rFonts w:ascii="Arial" w:hAnsi="Arial" w:cs="Arial"/>
+          <w:i/>
+          <w:iCs/>
+          <w:color w:val="auto"/>
+          <w:sz w:val="20"/>
+          <w:szCs w:val="20"/>
+          <w:u w:val="none"/>
+        </w:rPr>
+        <w:t>Mathematics and Democracy</w:t>
+      </w:r>
+      <w:r>
+        <w:rPr>
+          <w:rStyle w:val="Hyperlink"/>
+          <w:rFonts w:ascii="Arial" w:hAnsi="Arial" w:cs="Arial"/>
+          <w:color w:val="auto"/>
+          <w:sz w:val="20"/>
+          <w:szCs w:val="20"/>
+          <w:u w:val="none"/>
+        </w:rPr>
+        <w:t xml:space="preserve">”. Princeton University Press, </w:t>
+      </w:r>
+      <w:r>
+        <w:rPr>
+          <w:rFonts w:ascii="Arial" w:hAnsi="Arial" w:cs="Arial"/>
+          <w:sz w:val="20"/>
+          <w:szCs w:val="20"/>
+        </w:rPr>
+        <w:t>2008</w:t>
+      </w:r>
+      <w:r>
+        <w:rPr>
+          <w:rFonts w:ascii="Arial" w:hAnsi="Arial" w:cs="Arial"/>
+          <w:sz w:val="20"/>
+          <w:szCs w:val="20"/>
+        </w:rPr>
+        <w:t>.</w:t>
+      </w:r>
+    </w:p>
+    <w:p>
+      <w:pPr>
+        <w:pStyle w:val="TableContents"/>
+        <w:suppressAutoHyphens w:val="0"/>
+        <w:rPr>
+          <w:rStyle w:val="Hyperlink"/>
+          <w:rFonts w:ascii="Arial" w:hAnsi="Arial" w:cs="Arial"/>
+          <w:color w:val="auto"/>
+          <w:sz w:val="20"/>
+          <w:szCs w:val="20"/>
+          <w:u w:val="none"/>
+        </w:rPr>
+      </w:pPr>
+    </w:p>
+    <w:p>
+      <w:pPr>
+        <w:bidi w:val="0"/>
+        <w:rPr>
+          <w:rFonts w:ascii="Arial" w:hAnsi="Arial" w:cs="Arial"/>
+          <w:sz w:val="20"/>
+          <w:szCs w:val="20"/>
+        </w:rPr>
+      </w:pPr>
+      <w:r>
+        <w:rPr>
+          <w:rStyle w:val="Hyperlink"/>
+          <w:rFonts w:ascii="Arial" w:hAnsi="Arial" w:cs="Arial"/>
+          <w:color w:val="auto"/>
+          <w:sz w:val="20"/>
+          <w:szCs w:val="20"/>
+          <w:u w:val="none"/>
+        </w:rPr>
+        <w:t>6</w:t>
+      </w:r>
+      <w:r>
+        <w:rPr>
+          <w:rStyle w:val="Hyperlink"/>
+          <w:rFonts w:ascii="Arial" w:hAnsi="Arial" w:cs="Arial"/>
+          <w:color w:val="auto"/>
+          <w:sz w:val="20"/>
+          <w:szCs w:val="20"/>
+          <w:u w:val="none"/>
+        </w:rPr>
+        <w:t>. Hervé Moulin</w:t>
+      </w:r>
+      <w:r>
+        <w:rPr>
+          <w:rStyle w:val="Hyperlink"/>
+          <w:rFonts w:ascii="Arial" w:hAnsi="Arial" w:cs="Arial"/>
+          <w:color w:val="auto"/>
+          <w:sz w:val="20"/>
+          <w:szCs w:val="20"/>
+          <w:u w:val="none"/>
+        </w:rPr>
+        <w:t>: “</w:t>
+      </w:r>
+      <w:r>
+        <w:rPr>
+          <w:rStyle w:val="Hyperlink"/>
+          <w:rFonts w:ascii="Arial" w:hAnsi="Arial" w:cs="Arial"/>
+          <w:i/>
+          <w:iCs/>
+          <w:color w:val="auto"/>
+          <w:sz w:val="20"/>
+          <w:szCs w:val="20"/>
+          <w:u w:val="none"/>
+        </w:rPr>
+        <w:t>Fair Division and Collective Welfare</w:t>
+      </w:r>
+      <w:r>
+        <w:rPr>
+          <w:rStyle w:val="Hyperlink"/>
+          <w:rFonts w:ascii="Arial" w:hAnsi="Arial" w:cs="Arial"/>
+          <w:color w:val="auto"/>
+          <w:sz w:val="20"/>
+          <w:szCs w:val="20"/>
+          <w:u w:val="none"/>
+        </w:rPr>
+        <w:t xml:space="preserve">”. MIT Press, </w:t>
+      </w:r>
+      <w:r>
+        <w:rPr>
+          <w:rFonts w:ascii="Arial" w:hAnsi="Arial" w:cs="Arial"/>
+          <w:sz w:val="20"/>
+          <w:szCs w:val="20"/>
+        </w:rPr>
+        <w:t>2004</w:t>
+      </w:r>
+      <w:r>
+        <w:rPr>
+          <w:rFonts w:ascii="Arial" w:hAnsi="Arial" w:cs="Arial"/>
+          <w:sz w:val="20"/>
+          <w:szCs w:val="20"/>
+        </w:rPr>
+        <w:t>.</w:t>
+      </w:r>
+    </w:p>
+    <w:p>
+      <w:pPr>
+        <w:pStyle w:val="Heading1"/>
+        <w:numPr>
+          <w:ilvl w:val="0"/>
+          <w:numId w:val="5"/>
+        </w:numPr>
+        <w:tabs>
+          <w:tab w:val="num" w:pos="425"/>
+        </w:tabs>
+        <w:bidi w:val="0"/>
+        <w:spacing w:before="240" w:after="60"/>
+        <w:ind w:left="425" w:hanging="425"/>
+        <w:rPr>
           <w:rFonts w:asciiTheme="minorHAnsi" w:eastAsia="MS Mincho" w:hAnsiTheme="minorHAnsi" w:cstheme="minorHAnsi"/>
           <w:b w:val="0"/>
           <w:bCs w:val="0"/>
@@ -2699,7 +3437,7 @@
         </w:tabs>
         <w:bidi w:val="0"/>
         <w:spacing w:before="240" w:after="60"/>
-        <w:ind w:left="425" w:right="360"/>
+        <w:ind w:right="360"/>
         <w:rPr>
           <w:rFonts w:asciiTheme="minorHAnsi" w:eastAsia="MS Mincho" w:hAnsiTheme="minorHAnsi" w:cstheme="minorHAnsi"/>
           <w:b w:val="0"/>
@@ -2724,7 +3462,7 @@
           <w:u w:val="none"/>
           <w:lang w:eastAsia="ja-JP"/>
         </w:rPr>
-        <w:t>All material taught during class, including the student presentations</w:t>
+        <w:t>All material taught during class, including student presentations</w:t>
       </w:r>
       <w:r>
         <w:rPr>
@@ -2738,7 +3476,7 @@
           <w:u w:val="none"/>
           <w:lang w:eastAsia="ja-JP"/>
         </w:rPr>
-        <w:t>; and all weekly assignments.</w:t>
+        <w:t>; and all assignments.</w:t>
       </w:r>
     </w:p>
     <w:sectPr>
@@ -4224,6 +4962,128 @@
     </w:lvl>
   </w:abstractNum>
   <w:abstractNum w:abstractNumId="13" w15:restartNumberingAfterBreak="0">
+    <w:nsid w:val="4F5001F0"/>
+    <w:multiLevelType w:val="multilevel"/>
+    <w:tmpl w:val="039CEBC6"/>
+    <w:lvl w:ilvl="0">
+      <w:start w:val="1"/>
+      <w:numFmt w:val="none"/>
+      <w:suff w:val="nothing"/>
+      <w:lvlText w:val=""/>
+      <w:lvlJc w:val="left"/>
+      <w:pPr>
+        <w:tabs>
+          <w:tab w:val="num" w:pos="0"/>
+        </w:tabs>
+        <w:ind w:left="432" w:hanging="432"/>
+      </w:pPr>
+    </w:lvl>
+    <w:lvl w:ilvl="1">
+      <w:start w:val="1"/>
+      <w:numFmt w:val="none"/>
+      <w:suff w:val="nothing"/>
+      <w:lvlText w:val=""/>
+      <w:lvlJc w:val="left"/>
+      <w:pPr>
+        <w:tabs>
+          <w:tab w:val="num" w:pos="0"/>
+        </w:tabs>
+        <w:ind w:left="576" w:hanging="576"/>
+      </w:pPr>
+    </w:lvl>
+    <w:lvl w:ilvl="2">
+      <w:start w:val="1"/>
+      <w:numFmt w:val="none"/>
+      <w:suff w:val="nothing"/>
+      <w:lvlText w:val=""/>
+      <w:lvlJc w:val="left"/>
+      <w:pPr>
+        <w:tabs>
+          <w:tab w:val="num" w:pos="0"/>
+        </w:tabs>
+        <w:ind w:left="0" w:firstLine="0"/>
+      </w:pPr>
+    </w:lvl>
+    <w:lvl w:ilvl="3">
+      <w:start w:val="1"/>
+      <w:numFmt w:val="none"/>
+      <w:suff w:val="nothing"/>
+      <w:lvlText w:val=""/>
+      <w:lvlJc w:val="left"/>
+      <w:pPr>
+        <w:tabs>
+          <w:tab w:val="num" w:pos="0"/>
+        </w:tabs>
+        <w:ind w:left="0" w:firstLine="0"/>
+      </w:pPr>
+    </w:lvl>
+    <w:lvl w:ilvl="4">
+      <w:start w:val="1"/>
+      <w:numFmt w:val="none"/>
+      <w:suff w:val="nothing"/>
+      <w:lvlText w:val=""/>
+      <w:lvlJc w:val="left"/>
+      <w:pPr>
+        <w:tabs>
+          <w:tab w:val="num" w:pos="0"/>
+        </w:tabs>
+        <w:ind w:left="0" w:firstLine="0"/>
+      </w:pPr>
+    </w:lvl>
+    <w:lvl w:ilvl="5">
+      <w:start w:val="1"/>
+      <w:numFmt w:val="none"/>
+      <w:suff w:val="nothing"/>
+      <w:lvlText w:val=""/>
+      <w:lvlJc w:val="left"/>
+      <w:pPr>
+        <w:tabs>
+          <w:tab w:val="num" w:pos="0"/>
+        </w:tabs>
+        <w:ind w:left="0" w:firstLine="0"/>
+      </w:pPr>
+    </w:lvl>
+    <w:lvl w:ilvl="6">
+      <w:start w:val="1"/>
+      <w:numFmt w:val="none"/>
+      <w:suff w:val="nothing"/>
+      <w:lvlText w:val=""/>
+      <w:lvlJc w:val="left"/>
+      <w:pPr>
+        <w:tabs>
+          <w:tab w:val="num" w:pos="0"/>
+        </w:tabs>
+        <w:ind w:left="0" w:firstLine="0"/>
+      </w:pPr>
+    </w:lvl>
+    <w:lvl w:ilvl="7">
+      <w:start w:val="1"/>
+      <w:numFmt w:val="none"/>
+      <w:suff w:val="nothing"/>
+      <w:lvlText w:val=""/>
+      <w:lvlJc w:val="left"/>
+      <w:pPr>
+        <w:tabs>
+          <w:tab w:val="num" w:pos="0"/>
+        </w:tabs>
+        <w:ind w:left="0" w:firstLine="0"/>
+      </w:pPr>
+    </w:lvl>
+    <w:lvl w:ilvl="8">
+      <w:start w:val="1"/>
+      <w:numFmt w:val="none"/>
+      <w:suff w:val="nothing"/>
+      <w:lvlText w:val=""/>
+      <w:lvlJc w:val="left"/>
+      <w:pPr>
+        <w:tabs>
+          <w:tab w:val="num" w:pos="0"/>
+        </w:tabs>
+        <w:ind w:left="0" w:firstLine="0"/>
+      </w:pPr>
+    </w:lvl>
+  </w:abstractNum>
+  <w:abstractNum w:abstractNumId="14" w15:restartNumberingAfterBreak="0">
     <w:nsid w:val="510044E9"/>
     <w:multiLevelType w:val="hybridMultilevel"/>
     <w:tmpl w:val="E5CECAC8"/>
@@ -4339,7 +5199,7 @@
       </w:pPr>
     </w:lvl>
   </w:abstractNum>
-  <w:abstractNum w:abstractNumId="14" w15:restartNumberingAfterBreak="0">
+  <w:abstractNum w:abstractNumId="15" w15:restartNumberingAfterBreak="0">
     <w:nsid w:val="51B72E0D"/>
     <w:multiLevelType w:val="hybridMultilevel"/>
     <w:tmpl w:val="DB3ABF00"/>
@@ -4452,7 +5312,7 @@
       </w:pPr>
     </w:lvl>
   </w:abstractNum>
-  <w:abstractNum w:abstractNumId="15" w15:restartNumberingAfterBreak="0">
+  <w:abstractNum w:abstractNumId="16" w15:restartNumberingAfterBreak="0">
     <w:nsid w:val="54256813"/>
     <w:multiLevelType w:val="hybridMultilevel"/>
     <w:tmpl w:val="D10E9F3E"/>
@@ -4568,7 +5428,120 @@
       </w:pPr>
     </w:lvl>
   </w:abstractNum>
-  <w:abstractNum w:abstractNumId="16" w15:restartNumberingAfterBreak="0">
+  <w:abstractNum w:abstractNumId="17" w15:restartNumberingAfterBreak="0">
+    <w:nsid w:val="5A39147B"/>
+    <w:multiLevelType w:val="hybridMultilevel"/>
+    <w:tmpl w:val="CE88D65E"/>
+    <w:lvl w:ilvl="0" w:tplc="04090001">
+      <w:start w:val="1"/>
+      <w:numFmt w:val="bullet"/>
+      <w:lvlText w:val=""/>
+      <w:lvlJc w:val="left"/>
+      <w:pPr>
+        <w:ind w:left="720" w:hanging="360"/>
+      </w:pPr>
+      <w:rPr>
+        <w:rFonts w:ascii="Symbol" w:hAnsi="Symbol" w:hint="default"/>
+      </w:rPr>
+    </w:lvl>
+    <w:lvl w:ilvl="1" w:tplc="04090003" w:tentative="1">
+      <w:start w:val="1"/>
+      <w:numFmt w:val="bullet"/>
+      <w:lvlText w:val="o"/>
+      <w:lvlJc w:val="left"/>
+      <w:pPr>
+        <w:ind w:left="1440" w:hanging="360"/>
+      </w:pPr>
+      <w:rPr>
+        <w:rFonts w:ascii="Courier New" w:hAnsi="Courier New" w:cs="Courier New" w:hint="default"/>
+      </w:rPr>
+    </w:lvl>
+    <w:lvl w:ilvl="2" w:tplc="04090005" w:tentative="1">
+      <w:start w:val="1"/>
+      <w:numFmt w:val="bullet"/>
+      <w:lvlText w:val=""/>
+      <w:lvlJc w:val="left"/>
+      <w:pPr>
+        <w:ind w:left="2160" w:hanging="360"/>
+      </w:pPr>
+      <w:rPr>
+        <w:rFonts w:ascii="Wingdings" w:hAnsi="Wingdings" w:hint="default"/>
+      </w:rPr>
+    </w:lvl>
+    <w:lvl w:ilvl="3" w:tplc="04090001" w:tentative="1">
+      <w:start w:val="1"/>
+      <w:numFmt w:val="bullet"/>
+      <w:lvlText w:val=""/>
+      <w:lvlJc w:val="left"/>
+      <w:pPr>
+        <w:ind w:left="2880" w:hanging="360"/>
+      </w:pPr>
+      <w:rPr>
+        <w:rFonts w:ascii="Symbol" w:hAnsi="Symbol" w:hint="default"/>
+      </w:rPr>
+    </w:lvl>
+    <w:lvl w:ilvl="4" w:tplc="04090003" w:tentative="1">
+      <w:start w:val="1"/>
+      <w:numFmt w:val="bullet"/>
+      <w:lvlText w:val="o"/>
+      <w:lvlJc w:val="left"/>
+      <w:pPr>
+        <w:ind w:left="3600" w:hanging="360"/>
+      </w:pPr>
+      <w:rPr>
+        <w:rFonts w:ascii="Courier New" w:hAnsi="Courier New" w:cs="Courier New" w:hint="default"/>
+      </w:rPr>
+    </w:lvl>
+    <w:lvl w:ilvl="5" w:tplc="04090005" w:tentative="1">
+      <w:start w:val="1"/>
+      <w:numFmt w:val="bullet"/>
+      <w:lvlText w:val=""/>
+      <w:lvlJc w:val="left"/>
+      <w:pPr>
+        <w:ind w:left="4320" w:hanging="360"/>
+      </w:pPr>
+      <w:rPr>
+        <w:rFonts w:ascii="Wingdings" w:hAnsi="Wingdings" w:hint="default"/>
+      </w:rPr>
+    </w:lvl>
+    <w:lvl w:ilvl="6" w:tplc="04090001" w:tentative="1">
+      <w:start w:val="1"/>
+      <w:numFmt w:val="bullet"/>
+      <w:lvlText w:val=""/>
+      <w:lvlJc w:val="left"/>
+      <w:pPr>
+        <w:ind w:left="5040" w:hanging="360"/>
+      </w:pPr>
+      <w:rPr>
+        <w:rFonts w:ascii="Symbol" w:hAnsi="Symbol" w:hint="default"/>
+      </w:rPr>
+    </w:lvl>
+    <w:lvl w:ilvl="7" w:tplc="04090003" w:tentative="1">
+      <w:start w:val="1"/>
+      <w:numFmt w:val="bullet"/>
+      <w:lvlText w:val="o"/>
+      <w:lvlJc w:val="left"/>
+      <w:pPr>
+        <w:ind w:left="5760" w:hanging="360"/>
+      </w:pPr>
+      <w:rPr>
+        <w:rFonts w:ascii="Courier New" w:hAnsi="Courier New" w:cs="Courier New" w:hint="default"/>
+      </w:rPr>
+    </w:lvl>
+    <w:lvl w:ilvl="8" w:tplc="04090005" w:tentative="1">
+      <w:start w:val="1"/>
+      <w:numFmt w:val="bullet"/>
+      <w:lvlText w:val=""/>
+      <w:lvlJc w:val="left"/>
+      <w:pPr>
+        <w:ind w:left="6480" w:hanging="360"/>
+      </w:pPr>
+      <w:rPr>
+        <w:rFonts w:ascii="Wingdings" w:hAnsi="Wingdings" w:hint="default"/>
+      </w:rPr>
+    </w:lvl>
+  </w:abstractNum>
+  <w:abstractNum w:abstractNumId="18" w15:restartNumberingAfterBreak="0">
     <w:nsid w:val="61000164"/>
     <w:multiLevelType w:val="hybridMultilevel"/>
     <w:tmpl w:val="59E048DE"/>
@@ -4711,7 +5684,7 @@
       </w:rPr>
     </w:lvl>
   </w:abstractNum>
-  <w:abstractNum w:abstractNumId="17" w15:restartNumberingAfterBreak="0">
+  <w:abstractNum w:abstractNumId="19" w15:restartNumberingAfterBreak="0">
     <w:nsid w:val="6A2F4F82"/>
     <w:multiLevelType w:val="hybridMultilevel"/>
     <w:tmpl w:val="8F30A3B2"/>
@@ -4830,7 +5803,7 @@
       </w:pPr>
     </w:lvl>
   </w:abstractNum>
-  <w:abstractNum w:abstractNumId="18" w15:restartNumberingAfterBreak="0">
+  <w:abstractNum w:abstractNumId="20" w15:restartNumberingAfterBreak="0">
     <w:nsid w:val="6B394B20"/>
     <w:multiLevelType w:val="singleLevel"/>
     <w:tmpl w:val="6A4C8340"/>
@@ -4852,7 +5825,7 @@
       </w:rPr>
     </w:lvl>
   </w:abstractNum>
-  <w:abstractNum w:abstractNumId="19" w15:restartNumberingAfterBreak="0">
+  <w:abstractNum w:abstractNumId="21" w15:restartNumberingAfterBreak="0">
     <w:nsid w:val="7B4B2E35"/>
     <w:multiLevelType w:val="singleLevel"/>
     <w:tmpl w:val="0409000F"/>
@@ -4876,16 +5849,16 @@
     <w:abstractNumId w:val="2"/>
   </w:num>
   <w:num w:numId="2" w16cid:durableId="1286430852">
-    <w:abstractNumId w:val="16"/>
+    <w:abstractNumId w:val="18"/>
   </w:num>
   <w:num w:numId="3" w16cid:durableId="950623430">
     <w:abstractNumId w:val="1"/>
   </w:num>
   <w:num w:numId="4" w16cid:durableId="2119835062">
-    <w:abstractNumId w:val="19"/>
+    <w:abstractNumId w:val="21"/>
   </w:num>
   <w:num w:numId="5" w16cid:durableId="1355155196">
-    <w:abstractNumId w:val="18"/>
+    <w:abstractNumId w:val="20"/>
   </w:num>
   <w:num w:numId="6" w16cid:durableId="252784816">
     <w:abstractNumId w:val="4"/>
@@ -4894,19 +5867,19 @@
     <w:abstractNumId w:val="12"/>
   </w:num>
   <w:num w:numId="8" w16cid:durableId="1424036563">
-    <w:abstractNumId w:val="17"/>
+    <w:abstractNumId w:val="19"/>
   </w:num>
   <w:num w:numId="9" w16cid:durableId="1398356458">
     <w:abstractNumId w:val="10"/>
   </w:num>
   <w:num w:numId="10" w16cid:durableId="489521122">
-    <w:abstractNumId w:val="14"/>
+    <w:abstractNumId w:val="15"/>
   </w:num>
   <w:num w:numId="11" w16cid:durableId="876937850">
     <w:abstractNumId w:val="3"/>
   </w:num>
   <w:num w:numId="12" w16cid:durableId="1656106008">
-    <w:abstractNumId w:val="15"/>
+    <w:abstractNumId w:val="16"/>
   </w:num>
   <w:num w:numId="13" w16cid:durableId="576748788">
     <w:abstractNumId w:val="9"/>
@@ -4915,7 +5888,7 @@
     <w:abstractNumId w:val="0"/>
   </w:num>
   <w:num w:numId="15" w16cid:durableId="1996254916">
-    <w:abstractNumId w:val="13"/>
+    <w:abstractNumId w:val="14"/>
   </w:num>
   <w:num w:numId="16" w16cid:durableId="728499208">
     <w:abstractNumId w:val="5"/>
@@ -4931,6 +5904,12 @@
   </w:num>
   <w:num w:numId="20" w16cid:durableId="947735906">
     <w:abstractNumId w:val="11"/>
+  </w:num>
+  <w:num w:numId="21" w16cid:durableId="578096268">
+    <w:abstractNumId w:val="13"/>
+  </w:num>
+  <w:num w:numId="22" w16cid:durableId="1334801951">
+    <w:abstractNumId w:val="17"/>
   </w:num>
 </w:numbering>
 </file>
@@ -5034,7 +6013,7 @@
     <w:lsdException w:name="Block Text" w:semiHidden="1" w:unhideWhenUsed="1"/>
     <w:lsdException w:name="Hyperlink" w:semiHidden="1" w:unhideWhenUsed="1"/>
     <w:lsdException w:name="FollowedHyperlink" w:semiHidden="1" w:unhideWhenUsed="1"/>
-    <w:lsdException w:name="Strong" w:uiPriority="22" w:qFormat="1"/>
+    <w:lsdException w:name="Strong" w:uiPriority="0" w:qFormat="1"/>
     <w:lsdException w:name="Emphasis" w:uiPriority="20" w:qFormat="1"/>
     <w:lsdException w:name="Document Map" w:semiHidden="1" w:unhideWhenUsed="1"/>
     <w:lsdException w:name="Plain Text" w:semiHidden="1" w:unhideWhenUsed="1"/>
@@ -5378,7 +6357,6 @@
   <w:style w:type="character" w:default="1" w:styleId="DefaultParagraphFont">
     <w:name w:val="Default Paragraph Font"/>
     <w:uiPriority w:val="1"/>
-    <w:semiHidden/>
     <w:unhideWhenUsed/>
   </w:style>
   <w:style w:type="table" w:default="1" w:styleId="TableNormal">
@@ -5539,6 +6517,32 @@
       <w:rFonts w:ascii="Consolas" w:eastAsia="MS Mincho" w:hAnsi="Consolas"/>
       <w:snapToGrid w:val="0"/>
       <w:lang w:eastAsia="ja-JP"/>
+    </w:rPr>
+  </w:style>
+  <w:style w:type="character" w:styleId="Strong">
+    <w:name w:val="Strong"/>
+    <w:qFormat/>
+    <w:rsid w:val="001E792C"/>
+    <w:rPr>
+      <w:b/>
+      <w:bCs/>
+    </w:rPr>
+  </w:style>
+  <w:style w:type="paragraph" w:customStyle="1" w:styleId="TableContents">
+    <w:name w:val="Table Contents"/>
+    <w:basedOn w:val="Normal"/>
+    <w:qFormat/>
+    <w:rsid w:val="001E792C"/>
+    <w:pPr>
+      <w:suppressLineNumbers/>
+      <w:suppressAutoHyphens/>
+      <w:bidi w:val="0"/>
+    </w:pPr>
+    <w:rPr>
+      <w:rFonts w:ascii="Liberation Serif" w:eastAsia="Noto Sans CJK SC Regular" w:hAnsi="Liberation Serif" w:cs="Nachlieli CLM"/>
+      <w:snapToGrid/>
+      <w:kern w:val="2"/>
+      <w:lang w:eastAsia="zh-CN"/>
     </w:rPr>
   </w:style>
 </w:styles>
